--- a/templates/3. Project Design Phase/Proposed Solution/Proposed Solution Template.docx
+++ b/templates/3. Project Design Phase/Proposed Solution/Proposed Solution Template.docx
@@ -32,12 +32,7 @@
         </w:rPr>
       </w:pPr>
       <w:r>
-        <w:rPr>
-          <w:b/>
-          <w:sz w:val="24"/>
-          <w:szCs w:val="24"/>
-        </w:rPr>
-        <w:t>Proposed Solution Template</w:t>
+        <w:t>Proposed Solution: DarshanEase - A modern, secure, and offline-resilient temple booking and crowd control system.</w:t>
       </w:r>
     </w:p>
     <w:p>
@@ -163,15 +158,12 @@
         </w:rPr>
       </w:pPr>
       <w:r>
-        <w:rPr>
-          <w:b/>
-        </w:rPr>
-        <w:t>Proposed Solution Template:</w:t>
+        <w:t>Proposed Solution: DarshanEase - A modern, secure, and offline-resilient temple booking and crowd control system.</w:t>
       </w:r>
     </w:p>
     <w:p>
       <w:r>
-        <w:t>Project team shall fill the following information in the proposed solution template.</w:t>
+        <w:t>Proposed Solution: DarshanEase - A modern, secure, and offline-resilient temple booking and crowd control system.</w:t>
       </w:r>
     </w:p>
     <w:tbl>
